--- a/Office_Docs/Interview Template - Phone Screen.docx
+++ b/Office_Docs/Interview Template - Phone Screen.docx
@@ -3023,7 +3023,32 @@
           <w:vertAlign w:val="baseline"/>
           <w:rtl w:val="0"/>
         </w:rPr>
-        <w:t xml:space="preserve">told the client and my manager right away, took responsibility, machined a new shaft, reassembled. The client appreciated the transparency</w:t>
+        <w:t xml:space="preserve">told the client and my manager right away, took responsibility, replaced the bearing with on</w:t>
+      </w:r>
+      <w:r>
+        <w:rPr>
+          <w:rtl w:val="0"/>
+        </w:rPr>
+        <w:t xml:space="preserve">e of a known shaft tolerance,</w:t>
+      </w:r>
+      <w:r>
+        <w:rPr>
+          <w:rFonts w:ascii="Arial" w:cs="Arial" w:eastAsia="Arial" w:hAnsi="Arial"/>
+          <w:b w:val="0"/>
+          <w:bCs w:val="0"/>
+          <w:i w:val="0"/>
+          <w:iCs w:val="0"/>
+          <w:smallCaps w:val="0"/>
+          <w:strike w:val="0"/>
+          <w:color w:val="000000"/>
+          <w:sz w:val="23"/>
+          <w:szCs w:val="23"/>
+          <w:u w:val="none"/>
+          <w:shd w:fill="auto" w:val="clear"/>
+          <w:vertAlign w:val="baseline"/>
+          <w:rtl w:val="0"/>
+        </w:rPr>
+        <w:t xml:space="preserve"> machined a new shaft, reassembled. The client appreciated the transparency</w:t>
       </w:r>
     </w:p>
     <w:p>
